--- a/note/About the Project.docx
+++ b/note/About the Project.docx
@@ -12,33 +12,87 @@
         <w:rPr>
           <w:lang w:val="en-IN"/>
         </w:rPr>
-        <w:t>Tell Me about yourself</w:t>
-      </w:r>
-    </w:p>
-    <w:p>
-      <w:pPr>
-        <w:rPr>
-          <w:lang w:val="en-IN"/>
-        </w:rPr>
-      </w:pPr>
-      <w:r>
-        <w:rPr>
-          <w:lang w:val="en-IN"/>
-        </w:rPr>
-        <w:t>My Name is Shivam Khandelwal.</w:t>
-      </w:r>
-    </w:p>
-    <w:p>
-      <w:pPr>
-        <w:rPr>
-          <w:lang w:val="en-IN"/>
-        </w:rPr>
-      </w:pPr>
-      <w:r>
-        <w:rPr>
-          <w:lang w:val="en-IN"/>
-        </w:rPr>
-        <w:t>I have four y</w:t>
+        <w:t xml:space="preserve">Tell </w:t>
+      </w:r>
+      <w:proofErr w:type="gramStart"/>
+      <w:r>
+        <w:rPr>
+          <w:lang w:val="en-IN"/>
+        </w:rPr>
+        <w:t>Me</w:t>
+      </w:r>
+      <w:proofErr w:type="gramEnd"/>
+      <w:r>
+        <w:rPr>
+          <w:lang w:val="en-IN"/>
+        </w:rPr>
+        <w:t xml:space="preserve"> about yourself</w:t>
+      </w:r>
+    </w:p>
+    <w:p>
+      <w:pPr>
+        <w:rPr>
+          <w:lang w:val="en-IN"/>
+        </w:rPr>
+      </w:pPr>
+      <w:r>
+        <w:rPr>
+          <w:lang w:val="en-IN"/>
+        </w:rPr>
+        <w:t xml:space="preserve">My Name is </w:t>
+      </w:r>
+      <w:proofErr w:type="spellStart"/>
+      <w:r>
+        <w:rPr>
+          <w:lang w:val="en-IN"/>
+        </w:rPr>
+        <w:t>Shivam</w:t>
+      </w:r>
+      <w:proofErr w:type="spellEnd"/>
+      <w:r>
+        <w:rPr>
+          <w:lang w:val="en-IN"/>
+        </w:rPr>
+        <w:t xml:space="preserve"> </w:t>
+      </w:r>
+      <w:proofErr w:type="spellStart"/>
+      <w:r>
+        <w:rPr>
+          <w:lang w:val="en-IN"/>
+        </w:rPr>
+        <w:t>Khandelwal</w:t>
+      </w:r>
+      <w:proofErr w:type="spellEnd"/>
+      <w:r>
+        <w:rPr>
+          <w:lang w:val="en-IN"/>
+        </w:rPr>
+        <w:t>.</w:t>
+      </w:r>
+    </w:p>
+    <w:p>
+      <w:pPr>
+        <w:rPr>
+          <w:lang w:val="en-IN"/>
+        </w:rPr>
+      </w:pPr>
+      <w:r>
+        <w:rPr>
+          <w:lang w:val="en-IN"/>
+        </w:rPr>
+        <w:t xml:space="preserve">I have </w:t>
+      </w:r>
+      <w:r>
+        <w:rPr>
+          <w:lang w:val="en-IN"/>
+        </w:rPr>
+        <w:t xml:space="preserve">more than 6 </w:t>
+      </w:r>
+      <w:r>
+        <w:rPr>
+          <w:lang w:val="en-IN"/>
+        </w:rPr>
+        <w:t>y</w:t>
       </w:r>
       <w:r>
         <w:rPr>
@@ -87,7 +141,19 @@
         <w:rPr>
           <w:lang w:val="en-IN"/>
         </w:rPr>
-        <w:t>I am Computer Science Graduate and completed my Graduation in 2019.I joined Wipro as fresher and since then I have been associated with Wipro Credit Suisse Account.</w:t>
+        <w:t>I am Computer Science Graduate and completed my Graduation in 2019.I joined Wipro as fresher and since then I have been associated with Wipro</w:t>
+      </w:r>
+      <w:r>
+        <w:rPr>
+          <w:lang w:val="en-IN"/>
+        </w:rPr>
+        <w:t xml:space="preserve"> only</w:t>
+      </w:r>
+      <w:r>
+        <w:rPr>
+          <w:lang w:val="en-IN"/>
+        </w:rPr>
+        <w:t>.</w:t>
       </w:r>
     </w:p>
     <w:p>
@@ -106,8 +172,49 @@
         <w:rPr>
           <w:lang w:val="en-IN"/>
         </w:rPr>
-        <w:t>to create Rest Api’s and writing business logic in Spring Boot and integrating them with frontend ensuring smooth and responsive user experience.</w:t>
-      </w:r>
+        <w:t xml:space="preserve">to create Rest </w:t>
+      </w:r>
+      <w:proofErr w:type="spellStart"/>
+      <w:r>
+        <w:rPr>
+          <w:lang w:val="en-IN"/>
+        </w:rPr>
+        <w:t>Api’s</w:t>
+      </w:r>
+      <w:proofErr w:type="spellEnd"/>
+      <w:r>
+        <w:rPr>
+          <w:lang w:val="en-IN"/>
+        </w:rPr>
+        <w:t xml:space="preserve"> and writing business logic in Spring Boot and integrating them with frontend ensuring smooth and responsive user experience.</w:t>
+      </w:r>
+    </w:p>
+    <w:p>
+      <w:pPr>
+        <w:rPr>
+          <w:lang w:val="en-IN"/>
+        </w:rPr>
+      </w:pPr>
+    </w:p>
+    <w:p>
+      <w:pPr>
+        <w:rPr>
+          <w:lang w:val="en-IN"/>
+        </w:rPr>
+      </w:pPr>
+      <w:r>
+        <w:rPr>
+          <w:lang w:val="en-IN"/>
+        </w:rPr>
+        <w:t>Tell me about your projects</w:t>
+      </w:r>
+    </w:p>
+    <w:p>
+      <w:pPr>
+        <w:rPr>
+          <w:lang w:val="en-IN"/>
+        </w:rPr>
+      </w:pPr>
       <w:r>
         <w:rPr>
           <w:lang w:val="en-IN"/>
@@ -163,7 +270,21 @@
         <w:rPr>
           <w:lang w:val="en-IN"/>
         </w:rPr>
-        <w:t>Credit Suisse is a Private Banking.</w:t>
+        <w:t xml:space="preserve">Credit Suisse is </w:t>
+      </w:r>
+      <w:proofErr w:type="gramStart"/>
+      <w:r>
+        <w:rPr>
+          <w:lang w:val="en-IN"/>
+        </w:rPr>
+        <w:t>a Private</w:t>
+      </w:r>
+      <w:proofErr w:type="gramEnd"/>
+      <w:r>
+        <w:rPr>
+          <w:lang w:val="en-IN"/>
+        </w:rPr>
+        <w:t xml:space="preserve"> Banking.</w:t>
       </w:r>
       <w:r>
         <w:rPr>
@@ -240,24 +361,42 @@
         </w:rPr>
         <w:t xml:space="preserve">After capturing the Event </w:t>
       </w:r>
-      <w:r>
-        <w:rPr>
-          <w:lang w:val="en-IN"/>
-        </w:rPr>
-        <w:t xml:space="preserve">dRisk comes into picture. </w:t>
-      </w:r>
-    </w:p>
-    <w:p>
-      <w:pPr>
-        <w:rPr>
-          <w:lang w:val="en-IN"/>
-        </w:rPr>
-      </w:pPr>
-      <w:r>
-        <w:rPr>
-          <w:lang w:val="en-IN"/>
-        </w:rPr>
-        <w:t xml:space="preserve">dRisk is a dashboard application, that is used by internal organisation people in case risk(event) is generated. If Risk is generated then, Relationship Manager contacts the customer asking them in how many days this risk can be mitigated. If </w:t>
+      <w:proofErr w:type="spellStart"/>
+      <w:r>
+        <w:rPr>
+          <w:lang w:val="en-IN"/>
+        </w:rPr>
+        <w:t>dRisk</w:t>
+      </w:r>
+      <w:proofErr w:type="spellEnd"/>
+      <w:r>
+        <w:rPr>
+          <w:lang w:val="en-IN"/>
+        </w:rPr>
+        <w:t xml:space="preserve"> comes into picture. </w:t>
+      </w:r>
+    </w:p>
+    <w:p>
+      <w:pPr>
+        <w:rPr>
+          <w:lang w:val="en-IN"/>
+        </w:rPr>
+      </w:pPr>
+      <w:proofErr w:type="spellStart"/>
+      <w:proofErr w:type="gramStart"/>
+      <w:r>
+        <w:rPr>
+          <w:lang w:val="en-IN"/>
+        </w:rPr>
+        <w:t>dRisk</w:t>
+      </w:r>
+      <w:proofErr w:type="spellEnd"/>
+      <w:proofErr w:type="gramEnd"/>
+      <w:r>
+        <w:rPr>
+          <w:lang w:val="en-IN"/>
+        </w:rPr>
+        <w:t xml:space="preserve"> is a dashboard application, that is used by internal organisation people in case risk(event) is generated. If Risk is generated then, Relationship Manager contacts the customer asking them in how many days this risk can be mitigated. If </w:t>
       </w:r>
       <w:r>
         <w:rPr>
@@ -346,17 +485,55 @@
           <w:lang w:val="en-IN"/>
         </w:rPr>
       </w:pPr>
-      <w:r>
-        <w:rPr>
-          <w:lang w:val="en-IN"/>
-        </w:rPr>
-        <w:t>DANTE  : It is a database which stores private banking’s client data. For Investment banking client’s data is called INSIGHT. Dante data is stored only in Zurich. Offshore team has only SIT and dev access to DANTE DB.</w:t>
-      </w:r>
-      <w:r>
-        <w:rPr>
-          <w:lang w:val="en-IN"/>
-        </w:rPr>
-        <w:t xml:space="preserve"> dRisk uses Dante’s Customer Service &amp; (Collateral + credit data).</w:t>
+      <w:proofErr w:type="gramStart"/>
+      <w:r>
+        <w:rPr>
+          <w:lang w:val="en-IN"/>
+        </w:rPr>
+        <w:t>DANTE  :</w:t>
+      </w:r>
+      <w:proofErr w:type="gramEnd"/>
+      <w:r>
+        <w:rPr>
+          <w:lang w:val="en-IN"/>
+        </w:rPr>
+        <w:t xml:space="preserve"> It is a database which stores private </w:t>
+      </w:r>
+      <w:proofErr w:type="spellStart"/>
+      <w:r>
+        <w:rPr>
+          <w:lang w:val="en-IN"/>
+        </w:rPr>
+        <w:t>banking’s</w:t>
+      </w:r>
+      <w:proofErr w:type="spellEnd"/>
+      <w:r>
+        <w:rPr>
+          <w:lang w:val="en-IN"/>
+        </w:rPr>
+        <w:t xml:space="preserve"> client data. For Investment banking client’s data is called INSIGHT. Dante data is stored only in Zurich. Offshore team has only SIT and dev access to DANTE DB.</w:t>
+      </w:r>
+      <w:r>
+        <w:rPr>
+          <w:lang w:val="en-IN"/>
+        </w:rPr>
+        <w:t xml:space="preserve"> </w:t>
+      </w:r>
+      <w:proofErr w:type="spellStart"/>
+      <w:proofErr w:type="gramStart"/>
+      <w:r>
+        <w:rPr>
+          <w:lang w:val="en-IN"/>
+        </w:rPr>
+        <w:t>dRisk</w:t>
+      </w:r>
+      <w:proofErr w:type="spellEnd"/>
+      <w:proofErr w:type="gramEnd"/>
+      <w:r>
+        <w:rPr>
+          <w:lang w:val="en-IN"/>
+        </w:rPr>
+        <w:t xml:space="preserve"> uses Dante’s Customer Service &amp; (Collateral + credit data).</w:t>
       </w:r>
     </w:p>
     <w:p>
@@ -370,11 +547,33 @@
           <w:lang w:val="en-IN"/>
         </w:rPr>
       </w:pPr>
-      <w:r>
-        <w:rPr>
-          <w:lang w:val="en-IN"/>
-        </w:rPr>
-        <w:t>Risk360 : It is viewing and monitoring application which displays information in form of chart and graphs. Eventually dRisk UI will be decommissioned and will be merged with Risk360.</w:t>
+      <w:proofErr w:type="gramStart"/>
+      <w:r>
+        <w:rPr>
+          <w:lang w:val="en-IN"/>
+        </w:rPr>
+        <w:t>Risk360 :</w:t>
+      </w:r>
+      <w:proofErr w:type="gramEnd"/>
+      <w:r>
+        <w:rPr>
+          <w:lang w:val="en-IN"/>
+        </w:rPr>
+        <w:t xml:space="preserve"> It is viewing and monitoring application which displays information in form of chart and graphs. Eventually </w:t>
+      </w:r>
+      <w:proofErr w:type="spellStart"/>
+      <w:r>
+        <w:rPr>
+          <w:lang w:val="en-IN"/>
+        </w:rPr>
+        <w:t>dRisk</w:t>
+      </w:r>
+      <w:proofErr w:type="spellEnd"/>
+      <w:r>
+        <w:rPr>
+          <w:lang w:val="en-IN"/>
+        </w:rPr>
+        <w:t xml:space="preserve"> UI will be decommissioned and will be merged with Risk360.</w:t>
       </w:r>
     </w:p>
     <w:p>
@@ -388,11 +587,19 @@
           <w:lang w:val="en-IN"/>
         </w:rPr>
       </w:pPr>
-      <w:r>
-        <w:rPr>
-          <w:lang w:val="en-IN"/>
-        </w:rPr>
-        <w:t>RER : Risk Event Repositories</w:t>
+      <w:proofErr w:type="gramStart"/>
+      <w:r>
+        <w:rPr>
+          <w:lang w:val="en-IN"/>
+        </w:rPr>
+        <w:t>RER :</w:t>
+      </w:r>
+      <w:proofErr w:type="gramEnd"/>
+      <w:r>
+        <w:rPr>
+          <w:lang w:val="en-IN"/>
+        </w:rPr>
+        <w:t xml:space="preserve"> Risk Event Repositories</w:t>
       </w:r>
       <w:r>
         <w:rPr>
@@ -459,6 +666,7 @@
           <w:lang w:val="en-IN"/>
         </w:rPr>
       </w:pPr>
+      <w:proofErr w:type="gramStart"/>
       <w:r>
         <w:rPr>
           <w:lang w:val="en-IN"/>
@@ -471,11 +679,26 @@
         </w:rPr>
         <w:t>:</w:t>
       </w:r>
-      <w:r>
-        <w:rPr>
-          <w:lang w:val="en-IN"/>
-        </w:rPr>
-        <w:t xml:space="preserve"> Works on Ice Cream Engine. Sole Purpose is to generate the events. As of now It is used to generate Control Events and now it will be used to generate EBA and in future it will be used to generate Risk Events</w:t>
+      <w:proofErr w:type="gramEnd"/>
+      <w:r>
+        <w:rPr>
+          <w:lang w:val="en-IN"/>
+        </w:rPr>
+        <w:t xml:space="preserve"> Works on Ice Cream Engine. Sole Purpose is to generate the events. As of now </w:t>
+      </w:r>
+      <w:proofErr w:type="gramStart"/>
+      <w:r>
+        <w:rPr>
+          <w:lang w:val="en-IN"/>
+        </w:rPr>
+        <w:t>It</w:t>
+      </w:r>
+      <w:proofErr w:type="gramEnd"/>
+      <w:r>
+        <w:rPr>
+          <w:lang w:val="en-IN"/>
+        </w:rPr>
+        <w:t xml:space="preserve"> is used to generate Control Events and now it will be used to generate EBA and in future it will be used to generate Risk Events</w:t>
       </w:r>
       <w:r>
         <w:rPr>
@@ -501,11 +724,19 @@
           <w:lang w:val="en-IN"/>
         </w:rPr>
       </w:pPr>
-      <w:r>
-        <w:rPr>
-          <w:lang w:val="en-IN"/>
-        </w:rPr>
-        <w:t>RSIN : Risk Saver International. At present it generates Risk Event for all location except SBIP.</w:t>
+      <w:proofErr w:type="gramStart"/>
+      <w:r>
+        <w:rPr>
+          <w:lang w:val="en-IN"/>
+        </w:rPr>
+        <w:t>RSIN :</w:t>
+      </w:r>
+      <w:proofErr w:type="gramEnd"/>
+      <w:r>
+        <w:rPr>
+          <w:lang w:val="en-IN"/>
+        </w:rPr>
+        <w:t xml:space="preserve"> Risk Saver International. At present it generates Risk Event for all location except SBIP.</w:t>
       </w:r>
     </w:p>
     <w:p>
@@ -519,12 +750,20 @@
           <w:lang w:val="en-IN"/>
         </w:rPr>
       </w:pPr>
+      <w:proofErr w:type="gramStart"/>
       <w:r>
         <w:rPr>
           <w:lang w:val="en-IN"/>
         </w:rPr>
         <w:lastRenderedPageBreak/>
-        <w:t>RSCH : Risk Saver S</w:t>
+        <w:t>RSCH :</w:t>
+      </w:r>
+      <w:proofErr w:type="gramEnd"/>
+      <w:r>
+        <w:rPr>
+          <w:lang w:val="en-IN"/>
+        </w:rPr>
+        <w:t xml:space="preserve"> Risk Saver S</w:t>
       </w:r>
       <w:r>
         <w:rPr>
@@ -550,12 +789,28 @@
           <w:lang w:val="en-IN"/>
         </w:rPr>
       </w:pPr>
-      <w:r>
-        <w:rPr>
-          <w:lang w:val="en-IN"/>
-        </w:rPr>
-        <w:t>SBIP : Swiss Banking Infrastructure Platform. SBIP Location includes Switzerland, Luxemborg</w:t>
-      </w:r>
+      <w:proofErr w:type="gramStart"/>
+      <w:r>
+        <w:rPr>
+          <w:lang w:val="en-IN"/>
+        </w:rPr>
+        <w:t>SBIP :</w:t>
+      </w:r>
+      <w:proofErr w:type="gramEnd"/>
+      <w:r>
+        <w:rPr>
+          <w:lang w:val="en-IN"/>
+        </w:rPr>
+        <w:t xml:space="preserve"> Swiss Banking Infrastructure Platform. SBIP Location includes Switzerland, </w:t>
+      </w:r>
+      <w:proofErr w:type="spellStart"/>
+      <w:r>
+        <w:rPr>
+          <w:lang w:val="en-IN"/>
+        </w:rPr>
+        <w:t>Luxemborg</w:t>
+      </w:r>
+      <w:proofErr w:type="spellEnd"/>
     </w:p>
     <w:p>
       <w:pPr>
@@ -568,11 +823,19 @@
           <w:lang w:val="en-IN"/>
         </w:rPr>
       </w:pPr>
-      <w:r>
-        <w:rPr>
-          <w:lang w:val="en-IN"/>
-        </w:rPr>
-        <w:t>T24 : Core banking for all location except SBIP.</w:t>
+      <w:proofErr w:type="gramStart"/>
+      <w:r>
+        <w:rPr>
+          <w:lang w:val="en-IN"/>
+        </w:rPr>
+        <w:t>T24 :</w:t>
+      </w:r>
+      <w:proofErr w:type="gramEnd"/>
+      <w:r>
+        <w:rPr>
+          <w:lang w:val="en-IN"/>
+        </w:rPr>
+        <w:t xml:space="preserve"> Core banking for all location except SBIP.</w:t>
       </w:r>
     </w:p>
     <w:p>
@@ -586,11 +849,19 @@
           <w:lang w:val="en-IN"/>
         </w:rPr>
       </w:pPr>
-      <w:r>
-        <w:rPr>
-          <w:lang w:val="en-IN"/>
-        </w:rPr>
-        <w:t xml:space="preserve">CARAT : </w:t>
+      <w:proofErr w:type="gramStart"/>
+      <w:r>
+        <w:rPr>
+          <w:lang w:val="en-IN"/>
+        </w:rPr>
+        <w:t>CARAT :</w:t>
+      </w:r>
+      <w:proofErr w:type="gramEnd"/>
+      <w:r>
+        <w:rPr>
+          <w:lang w:val="en-IN"/>
+        </w:rPr>
+        <w:t xml:space="preserve"> </w:t>
       </w:r>
       <w:r>
         <w:rPr>
@@ -610,11 +881,19 @@
           <w:lang w:val="en-IN"/>
         </w:rPr>
       </w:pPr>
-      <w:r>
-        <w:rPr>
-          <w:lang w:val="en-IN"/>
-        </w:rPr>
-        <w:t>COB : Close Of Business.</w:t>
+      <w:proofErr w:type="gramStart"/>
+      <w:r>
+        <w:rPr>
+          <w:lang w:val="en-IN"/>
+        </w:rPr>
+        <w:t>COB :</w:t>
+      </w:r>
+      <w:proofErr w:type="gramEnd"/>
+      <w:r>
+        <w:rPr>
+          <w:lang w:val="en-IN"/>
+        </w:rPr>
+        <w:t xml:space="preserve"> Close Of Business.</w:t>
       </w:r>
     </w:p>
     <w:p>
@@ -795,12 +1074,14 @@
           </v:rect>
         </w:pict>
       </w:r>
+      <w:proofErr w:type="gramStart"/>
       <w:r>
         <w:rPr>
           <w:lang w:val="en-IN"/>
         </w:rPr>
         <w:t>For Non SBIP Locations.</w:t>
       </w:r>
+      <w:proofErr w:type="gramEnd"/>
       <w:r>
         <w:rPr>
           <w:lang w:val="en-IN"/>
@@ -978,6 +1259,7 @@
           <w:lang w:val="en-IN"/>
         </w:rPr>
       </w:pPr>
+      <w:proofErr w:type="gramStart"/>
       <w:r>
         <w:rPr>
           <w:lang w:val="en-IN"/>
@@ -988,7 +1270,14 @@
         <w:rPr>
           <w:lang w:val="en-IN"/>
         </w:rPr>
-        <w:t xml:space="preserve"> : defines the priority.</w:t>
+        <w:t xml:space="preserve"> :</w:t>
+      </w:r>
+      <w:proofErr w:type="gramEnd"/>
+      <w:r>
+        <w:rPr>
+          <w:lang w:val="en-IN"/>
+        </w:rPr>
+        <w:t xml:space="preserve"> defines the priority.</w:t>
       </w:r>
     </w:p>
     <w:p>
@@ -1006,7 +1295,21 @@
         <w:rPr>
           <w:lang w:val="en-IN"/>
         </w:rPr>
-        <w:t>Pre-Classification : Classification are of two types: Technical and non technical.</w:t>
+        <w:t>Pre-</w:t>
+      </w:r>
+      <w:proofErr w:type="gramStart"/>
+      <w:r>
+        <w:rPr>
+          <w:lang w:val="en-IN"/>
+        </w:rPr>
+        <w:t>Classification :</w:t>
+      </w:r>
+      <w:proofErr w:type="gramEnd"/>
+      <w:r>
+        <w:rPr>
+          <w:lang w:val="en-IN"/>
+        </w:rPr>
+        <w:t xml:space="preserve"> Classification are of two types: Technical and non technical.</w:t>
       </w:r>
       <w:r>
         <w:rPr>
@@ -1067,8 +1370,16 @@
         <w:rPr>
           <w:lang w:val="en-IN"/>
         </w:rPr>
-        <w:t>Stake holder for dRisk</w:t>
-      </w:r>
+        <w:t xml:space="preserve">Stake holder for </w:t>
+      </w:r>
+      <w:proofErr w:type="spellStart"/>
+      <w:r>
+        <w:rPr>
+          <w:lang w:val="en-IN"/>
+        </w:rPr>
+        <w:t>dRisk</w:t>
+      </w:r>
+      <w:proofErr w:type="spellEnd"/>
     </w:p>
     <w:p>
       <w:pPr>
@@ -1428,13 +1739,27 @@
         <w:rPr>
           <w:lang w:val="en-IN"/>
         </w:rPr>
-        <w:t>Suppose a customer comes to bank to acquire a loan and is eligible for 0.4LTV</w:t>
-      </w:r>
-      <w:r>
-        <w:rPr>
-          <w:lang w:val="en-IN"/>
-        </w:rPr>
-        <w:t>(Loan To Value)</w:t>
+        <w:t xml:space="preserve">Suppose a customer comes to bank to acquire a loan and is eligible for </w:t>
+      </w:r>
+      <w:proofErr w:type="gramStart"/>
+      <w:r>
+        <w:rPr>
+          <w:lang w:val="en-IN"/>
+        </w:rPr>
+        <w:t>0.4LTV</w:t>
+      </w:r>
+      <w:r>
+        <w:rPr>
+          <w:lang w:val="en-IN"/>
+        </w:rPr>
+        <w:t>(</w:t>
+      </w:r>
+      <w:proofErr w:type="gramEnd"/>
+      <w:r>
+        <w:rPr>
+          <w:lang w:val="en-IN"/>
+        </w:rPr>
+        <w:t>Loan To Value)</w:t>
       </w:r>
       <w:r>
         <w:rPr>
@@ -1561,20 +1886,154 @@
         <w:rPr>
           <w:lang w:val="en-IN"/>
         </w:rPr>
-        <w:t>Note:- Events k liye task bante hai...for example agar escalation hota hai toh....same event k liye new task banega.</w:t>
-      </w:r>
-    </w:p>
-    <w:p>
-      <w:pPr>
-        <w:rPr>
-          <w:lang w:val="en-IN"/>
-        </w:rPr>
-      </w:pPr>
-      <w:r>
-        <w:rPr>
-          <w:lang w:val="en-IN"/>
-        </w:rPr>
-        <w:t xml:space="preserve">T1(E1,E2) ---after escalation </w:t>
+        <w:t>Note</w:t>
+      </w:r>
+      <w:proofErr w:type="gramStart"/>
+      <w:r>
+        <w:rPr>
+          <w:lang w:val="en-IN"/>
+        </w:rPr>
+        <w:t>:-</w:t>
+      </w:r>
+      <w:proofErr w:type="gramEnd"/>
+      <w:r>
+        <w:rPr>
+          <w:lang w:val="en-IN"/>
+        </w:rPr>
+        <w:t xml:space="preserve"> Events k </w:t>
+      </w:r>
+      <w:proofErr w:type="spellStart"/>
+      <w:r>
+        <w:rPr>
+          <w:lang w:val="en-IN"/>
+        </w:rPr>
+        <w:t>liye</w:t>
+      </w:r>
+      <w:proofErr w:type="spellEnd"/>
+      <w:r>
+        <w:rPr>
+          <w:lang w:val="en-IN"/>
+        </w:rPr>
+        <w:t xml:space="preserve"> task </w:t>
+      </w:r>
+      <w:proofErr w:type="spellStart"/>
+      <w:r>
+        <w:rPr>
+          <w:lang w:val="en-IN"/>
+        </w:rPr>
+        <w:t>bante</w:t>
+      </w:r>
+      <w:proofErr w:type="spellEnd"/>
+      <w:r>
+        <w:rPr>
+          <w:lang w:val="en-IN"/>
+        </w:rPr>
+        <w:t xml:space="preserve"> </w:t>
+      </w:r>
+      <w:proofErr w:type="spellStart"/>
+      <w:r>
+        <w:rPr>
+          <w:lang w:val="en-IN"/>
+        </w:rPr>
+        <w:t>hai</w:t>
+      </w:r>
+      <w:proofErr w:type="spellEnd"/>
+      <w:r>
+        <w:rPr>
+          <w:lang w:val="en-IN"/>
+        </w:rPr>
+        <w:t xml:space="preserve">...for example agar escalation </w:t>
+      </w:r>
+      <w:proofErr w:type="spellStart"/>
+      <w:r>
+        <w:rPr>
+          <w:lang w:val="en-IN"/>
+        </w:rPr>
+        <w:t>hota</w:t>
+      </w:r>
+      <w:proofErr w:type="spellEnd"/>
+      <w:r>
+        <w:rPr>
+          <w:lang w:val="en-IN"/>
+        </w:rPr>
+        <w:t xml:space="preserve"> </w:t>
+      </w:r>
+      <w:proofErr w:type="spellStart"/>
+      <w:r>
+        <w:rPr>
+          <w:lang w:val="en-IN"/>
+        </w:rPr>
+        <w:t>hai</w:t>
+      </w:r>
+      <w:proofErr w:type="spellEnd"/>
+      <w:r>
+        <w:rPr>
+          <w:lang w:val="en-IN"/>
+        </w:rPr>
+        <w:t xml:space="preserve"> </w:t>
+      </w:r>
+      <w:proofErr w:type="spellStart"/>
+      <w:r>
+        <w:rPr>
+          <w:lang w:val="en-IN"/>
+        </w:rPr>
+        <w:t>toh</w:t>
+      </w:r>
+      <w:proofErr w:type="spellEnd"/>
+      <w:r>
+        <w:rPr>
+          <w:lang w:val="en-IN"/>
+        </w:rPr>
+        <w:t xml:space="preserve">....same event k </w:t>
+      </w:r>
+      <w:proofErr w:type="spellStart"/>
+      <w:r>
+        <w:rPr>
+          <w:lang w:val="en-IN"/>
+        </w:rPr>
+        <w:t>liye</w:t>
+      </w:r>
+      <w:proofErr w:type="spellEnd"/>
+      <w:r>
+        <w:rPr>
+          <w:lang w:val="en-IN"/>
+        </w:rPr>
+        <w:t xml:space="preserve"> new task </w:t>
+      </w:r>
+      <w:proofErr w:type="spellStart"/>
+      <w:r>
+        <w:rPr>
+          <w:lang w:val="en-IN"/>
+        </w:rPr>
+        <w:t>banega</w:t>
+      </w:r>
+      <w:proofErr w:type="spellEnd"/>
+      <w:r>
+        <w:rPr>
+          <w:lang w:val="en-IN"/>
+        </w:rPr>
+        <w:t>.</w:t>
+      </w:r>
+    </w:p>
+    <w:p>
+      <w:pPr>
+        <w:rPr>
+          <w:lang w:val="en-IN"/>
+        </w:rPr>
+      </w:pPr>
+      <w:proofErr w:type="gramStart"/>
+      <w:r>
+        <w:rPr>
+          <w:lang w:val="en-IN"/>
+        </w:rPr>
+        <w:t>T1(</w:t>
+      </w:r>
+      <w:proofErr w:type="gramEnd"/>
+      <w:r>
+        <w:rPr>
+          <w:lang w:val="en-IN"/>
+        </w:rPr>
+        <w:t xml:space="preserve">E1,E2) ---after escalation </w:t>
       </w:r>
       <w:r>
         <w:rPr>
@@ -1629,7 +2088,21 @@
         <w:rPr>
           <w:lang w:val="en-IN"/>
         </w:rPr>
-        <w:t xml:space="preserve"> dRisk creates resolutions </w:t>
+        <w:t xml:space="preserve"> </w:t>
+      </w:r>
+      <w:proofErr w:type="spellStart"/>
+      <w:r>
+        <w:rPr>
+          <w:lang w:val="en-IN"/>
+        </w:rPr>
+        <w:t>dRisk</w:t>
+      </w:r>
+      <w:proofErr w:type="spellEnd"/>
+      <w:r>
+        <w:rPr>
+          <w:lang w:val="en-IN"/>
+        </w:rPr>
+        <w:t xml:space="preserve"> creates resolutions </w:t>
       </w:r>
       <w:r>
         <w:rPr>
@@ -1666,8 +2139,16 @@
         <w:rPr>
           <w:lang w:val="en-IN"/>
         </w:rPr>
-        <w:t xml:space="preserve"> Flowable</w:t>
-      </w:r>
+        <w:t xml:space="preserve"> </w:t>
+      </w:r>
+      <w:proofErr w:type="spellStart"/>
+      <w:r>
+        <w:rPr>
+          <w:lang w:val="en-IN"/>
+        </w:rPr>
+        <w:t>Flowable</w:t>
+      </w:r>
+      <w:proofErr w:type="spellEnd"/>
     </w:p>
     <w:p>
       <w:pPr>
@@ -1700,6 +2181,7 @@
           <w:lang w:val="en-IN"/>
         </w:rPr>
       </w:pPr>
+      <w:proofErr w:type="gramStart"/>
       <w:r>
         <w:rPr>
           <w:lang w:val="en-IN"/>
@@ -1716,8 +2198,23 @@
         <w:rPr>
           <w:lang w:val="en-IN"/>
         </w:rPr>
-        <w:t xml:space="preserve"> dRisk DB.</w:t>
-      </w:r>
+        <w:t xml:space="preserve"> </w:t>
+      </w:r>
+      <w:proofErr w:type="spellStart"/>
+      <w:r>
+        <w:rPr>
+          <w:lang w:val="en-IN"/>
+        </w:rPr>
+        <w:t>dRisk</w:t>
+      </w:r>
+      <w:proofErr w:type="spellEnd"/>
+      <w:r>
+        <w:rPr>
+          <w:lang w:val="en-IN"/>
+        </w:rPr>
+        <w:t xml:space="preserve"> DB.</w:t>
+      </w:r>
+      <w:proofErr w:type="gramEnd"/>
     </w:p>
     <w:p>
       <w:pPr>
@@ -1756,7 +2253,21 @@
         <w:rPr>
           <w:lang w:val="en-IN"/>
         </w:rPr>
-        <w:t xml:space="preserve"> specifically related to AgGrid.</w:t>
+        <w:t xml:space="preserve"> specifically related to </w:t>
+      </w:r>
+      <w:proofErr w:type="spellStart"/>
+      <w:r>
+        <w:rPr>
+          <w:lang w:val="en-IN"/>
+        </w:rPr>
+        <w:t>AgGrid</w:t>
+      </w:r>
+      <w:proofErr w:type="spellEnd"/>
+      <w:r>
+        <w:rPr>
+          <w:lang w:val="en-IN"/>
+        </w:rPr>
+        <w:t>.</w:t>
       </w:r>
     </w:p>
     <w:p>
@@ -2032,7 +2543,21 @@
         <w:rPr>
           <w:lang w:val="en-IN"/>
         </w:rPr>
-        <w:t xml:space="preserve"> It process data that it gets from Cache and configurations from DBScript.</w:t>
+        <w:t xml:space="preserve"> It process data that it gets from Cache and configurations from </w:t>
+      </w:r>
+      <w:proofErr w:type="spellStart"/>
+      <w:r>
+        <w:rPr>
+          <w:lang w:val="en-IN"/>
+        </w:rPr>
+        <w:t>DBScript</w:t>
+      </w:r>
+      <w:proofErr w:type="spellEnd"/>
+      <w:r>
+        <w:rPr>
+          <w:lang w:val="en-IN"/>
+        </w:rPr>
+        <w:t>.</w:t>
       </w:r>
     </w:p>
     <w:p>
@@ -2168,11 +2693,21 @@
                       <w:lang w:val="en-IN"/>
                     </w:rPr>
                   </w:pPr>
+                  <w:proofErr w:type="spellStart"/>
+                  <w:proofErr w:type="gramStart"/>
                   <w:r>
                     <w:rPr>
                       <w:lang w:val="en-IN"/>
                     </w:rPr>
-                    <w:t>pLTV + Carat</w:t>
+                    <w:t>pLTV</w:t>
+                  </w:r>
+                  <w:proofErr w:type="spellEnd"/>
+                  <w:proofErr w:type="gramEnd"/>
+                  <w:r>
+                    <w:rPr>
+                      <w:lang w:val="en-IN"/>
+                    </w:rPr>
+                    <w:t xml:space="preserve"> + Carat</w:t>
                   </w:r>
                 </w:p>
                 <w:p>
@@ -2484,11 +3019,21 @@
                       <w:lang w:val="en-IN"/>
                     </w:rPr>
                   </w:pPr>
+                  <w:proofErr w:type="spellStart"/>
+                  <w:proofErr w:type="gramStart"/>
                   <w:r>
                     <w:rPr>
                       <w:lang w:val="en-IN"/>
                     </w:rPr>
-                    <w:t>dRisk Application</w:t>
+                    <w:t>dRisk</w:t>
+                  </w:r>
+                  <w:proofErr w:type="spellEnd"/>
+                  <w:proofErr w:type="gramEnd"/>
+                  <w:r>
+                    <w:rPr>
+                      <w:lang w:val="en-IN"/>
+                    </w:rPr>
+                    <w:t xml:space="preserve"> Application</w:t>
                   </w:r>
                 </w:p>
               </w:txbxContent>
@@ -2549,11 +3094,19 @@
           <w:lang w:val="en-IN"/>
         </w:rPr>
       </w:pPr>
-      <w:r>
-        <w:rPr>
-          <w:lang w:val="en-IN"/>
-        </w:rPr>
-        <w:t xml:space="preserve">Step 1. </w:t>
+      <w:proofErr w:type="gramStart"/>
+      <w:r>
+        <w:rPr>
+          <w:lang w:val="en-IN"/>
+        </w:rPr>
+        <w:t>Step 1.</w:t>
+      </w:r>
+      <w:proofErr w:type="gramEnd"/>
+      <w:r>
+        <w:rPr>
+          <w:lang w:val="en-IN"/>
+        </w:rPr>
+        <w:t xml:space="preserve"> </w:t>
       </w:r>
     </w:p>
     <w:p>
@@ -2567,11 +3120,21 @@
           <w:lang w:val="en-IN"/>
         </w:rPr>
       </w:pPr>
-      <w:r>
-        <w:rPr>
-          <w:lang w:val="en-IN"/>
-        </w:rPr>
-        <w:t xml:space="preserve">pLTV and Carat Application performs some operation and generates </w:t>
+      <w:proofErr w:type="spellStart"/>
+      <w:proofErr w:type="gramStart"/>
+      <w:r>
+        <w:rPr>
+          <w:lang w:val="en-IN"/>
+        </w:rPr>
+        <w:t>pLTV</w:t>
+      </w:r>
+      <w:proofErr w:type="spellEnd"/>
+      <w:proofErr w:type="gramEnd"/>
+      <w:r>
+        <w:rPr>
+          <w:lang w:val="en-IN"/>
+        </w:rPr>
+        <w:t xml:space="preserve"> and Carat Application performs some operation and generates </w:t>
       </w:r>
       <w:r>
         <w:rPr>
@@ -2579,6 +3142,7 @@
         </w:rPr>
         <w:t xml:space="preserve"> 2 files (</w:t>
       </w:r>
+      <w:proofErr w:type="spellStart"/>
       <w:r>
         <w:rPr>
           <w:lang w:val="en-IN"/>
@@ -2589,20 +3153,35 @@
         <w:rPr>
           <w:lang w:val="en-IN"/>
         </w:rPr>
-        <w:t xml:space="preserve">.avro </w:t>
-      </w:r>
-      <w:r>
-        <w:rPr>
-          <w:lang w:val="en-IN"/>
-        </w:rPr>
-        <w:t xml:space="preserve"> and Simulation</w:t>
-      </w:r>
-      <w:r>
-        <w:rPr>
-          <w:lang w:val="en-IN"/>
-        </w:rPr>
         <w:t>.avro</w:t>
       </w:r>
+      <w:proofErr w:type="spellEnd"/>
+      <w:r>
+        <w:rPr>
+          <w:lang w:val="en-IN"/>
+        </w:rPr>
+        <w:t xml:space="preserve"> </w:t>
+      </w:r>
+      <w:r>
+        <w:rPr>
+          <w:lang w:val="en-IN"/>
+        </w:rPr>
+        <w:t xml:space="preserve"> and </w:t>
+      </w:r>
+      <w:proofErr w:type="spellStart"/>
+      <w:r>
+        <w:rPr>
+          <w:lang w:val="en-IN"/>
+        </w:rPr>
+        <w:t>Simulation</w:t>
+      </w:r>
+      <w:r>
+        <w:rPr>
+          <w:lang w:val="en-IN"/>
+        </w:rPr>
+        <w:t>.avro</w:t>
+      </w:r>
+      <w:proofErr w:type="spellEnd"/>
       <w:r>
         <w:rPr>
           <w:lang w:val="en-IN"/>
@@ -2664,12 +3243,14 @@
           <w:lang w:val="en-IN"/>
         </w:rPr>
       </w:pPr>
+      <w:proofErr w:type="gramStart"/>
       <w:r>
         <w:rPr>
           <w:lang w:val="en-IN"/>
         </w:rPr>
         <w:t>Step 2.</w:t>
       </w:r>
+      <w:proofErr w:type="gramEnd"/>
     </w:p>
     <w:p>
       <w:pPr>
@@ -2686,7 +3267,35 @@
         <w:rPr>
           <w:lang w:val="en-IN"/>
         </w:rPr>
-        <w:t xml:space="preserve">From dante using a DLS(Delivery Service) we send these 2 files </w:t>
+        <w:t xml:space="preserve">From </w:t>
+      </w:r>
+      <w:proofErr w:type="spellStart"/>
+      <w:r>
+        <w:rPr>
+          <w:lang w:val="en-IN"/>
+        </w:rPr>
+        <w:t>dante</w:t>
+      </w:r>
+      <w:proofErr w:type="spellEnd"/>
+      <w:r>
+        <w:rPr>
+          <w:lang w:val="en-IN"/>
+        </w:rPr>
+        <w:t xml:space="preserve"> using a </w:t>
+      </w:r>
+      <w:proofErr w:type="gramStart"/>
+      <w:r>
+        <w:rPr>
+          <w:lang w:val="en-IN"/>
+        </w:rPr>
+        <w:t>DLS(</w:t>
+      </w:r>
+      <w:proofErr w:type="gramEnd"/>
+      <w:r>
+        <w:rPr>
+          <w:lang w:val="en-IN"/>
+        </w:rPr>
+        <w:t xml:space="preserve">Delivery Service) we send these 2 files </w:t>
       </w:r>
       <w:r>
         <w:rPr>
@@ -2701,11 +3310,19 @@
           <w:lang w:val="en-IN"/>
         </w:rPr>
       </w:pPr>
-      <w:r>
-        <w:rPr>
-          <w:lang w:val="en-IN"/>
-        </w:rPr>
-        <w:t xml:space="preserve">Step 3. </w:t>
+      <w:proofErr w:type="gramStart"/>
+      <w:r>
+        <w:rPr>
+          <w:lang w:val="en-IN"/>
+        </w:rPr>
+        <w:t>Step 3.</w:t>
+      </w:r>
+      <w:proofErr w:type="gramEnd"/>
+      <w:r>
+        <w:rPr>
+          <w:lang w:val="en-IN"/>
+        </w:rPr>
+        <w:t xml:space="preserve"> </w:t>
       </w:r>
     </w:p>
     <w:p>
@@ -2723,7 +3340,21 @@
         <w:rPr>
           <w:lang w:val="en-IN"/>
         </w:rPr>
-        <w:t>Events Data Source listens to S3 bucket for both avro files.</w:t>
+        <w:t xml:space="preserve">Events Data Source listens to S3 bucket for both </w:t>
+      </w:r>
+      <w:proofErr w:type="spellStart"/>
+      <w:r>
+        <w:rPr>
+          <w:lang w:val="en-IN"/>
+        </w:rPr>
+        <w:t>avro</w:t>
+      </w:r>
+      <w:proofErr w:type="spellEnd"/>
+      <w:r>
+        <w:rPr>
+          <w:lang w:val="en-IN"/>
+        </w:rPr>
+        <w:t xml:space="preserve"> files.</w:t>
       </w:r>
     </w:p>
     <w:p>
@@ -2741,26 +3372,56 @@
         <w:rPr>
           <w:lang w:val="en-IN"/>
         </w:rPr>
-        <w:t>Once S3 Bucket has avro files, it sends both the files to Events Data Source.</w:t>
-      </w:r>
-    </w:p>
-    <w:p>
-      <w:pPr>
-        <w:rPr>
-          <w:lang w:val="en-IN"/>
-        </w:rPr>
-      </w:pPr>
+        <w:t xml:space="preserve">Once S3 Bucket has </w:t>
+      </w:r>
+      <w:proofErr w:type="spellStart"/>
+      <w:r>
+        <w:rPr>
+          <w:lang w:val="en-IN"/>
+        </w:rPr>
+        <w:t>avro</w:t>
+      </w:r>
+      <w:proofErr w:type="spellEnd"/>
+      <w:r>
+        <w:rPr>
+          <w:lang w:val="en-IN"/>
+        </w:rPr>
+        <w:t xml:space="preserve"> files, it sends both the files to Events Data Source.</w:t>
+      </w:r>
+    </w:p>
+    <w:p>
+      <w:pPr>
+        <w:rPr>
+          <w:lang w:val="en-IN"/>
+        </w:rPr>
+      </w:pPr>
+      <w:proofErr w:type="gramStart"/>
       <w:r>
         <w:rPr>
           <w:lang w:val="en-IN"/>
         </w:rPr>
         <w:t>Step 4.</w:t>
       </w:r>
-      <w:r>
-        <w:rPr>
-          <w:lang w:val="en-IN"/>
-        </w:rPr>
-        <w:t xml:space="preserve"> (Overview Of Events Data Source)</w:t>
+      <w:proofErr w:type="gramEnd"/>
+      <w:r>
+        <w:rPr>
+          <w:lang w:val="en-IN"/>
+        </w:rPr>
+        <w:t xml:space="preserve"> (Overview </w:t>
+      </w:r>
+      <w:proofErr w:type="gramStart"/>
+      <w:r>
+        <w:rPr>
+          <w:lang w:val="en-IN"/>
+        </w:rPr>
+        <w:t>Of</w:t>
+      </w:r>
+      <w:proofErr w:type="gramEnd"/>
+      <w:r>
+        <w:rPr>
+          <w:lang w:val="en-IN"/>
+        </w:rPr>
+        <w:t xml:space="preserve"> Events Data Source)</w:t>
       </w:r>
     </w:p>
     <w:p>
@@ -2776,11 +3437,19 @@
         </w:rPr>
         <w:t xml:space="preserve">In Events Data Source contents from both </w:t>
       </w:r>
-      <w:r>
-        <w:rPr>
-          <w:lang w:val="en-IN"/>
-        </w:rPr>
-        <w:t>avro files are processed to create Adjustment Data Object</w:t>
+      <w:proofErr w:type="spellStart"/>
+      <w:r>
+        <w:rPr>
+          <w:lang w:val="en-IN"/>
+        </w:rPr>
+        <w:t>avro</w:t>
+      </w:r>
+      <w:proofErr w:type="spellEnd"/>
+      <w:r>
+        <w:rPr>
+          <w:lang w:val="en-IN"/>
+        </w:rPr>
+        <w:t xml:space="preserve"> files are processed to create Adjustment Data Object</w:t>
       </w:r>
       <w:r>
         <w:rPr>
@@ -2833,11 +3502,33 @@
           <w:lang w:val="en-IN"/>
         </w:rPr>
       </w:pPr>
-      <w:r>
-        <w:rPr>
-          <w:lang w:val="en-IN"/>
-        </w:rPr>
-        <w:t>Step 5. (Overview Of Events Engine)</w:t>
+      <w:proofErr w:type="gramStart"/>
+      <w:r>
+        <w:rPr>
+          <w:lang w:val="en-IN"/>
+        </w:rPr>
+        <w:t>Step 5.</w:t>
+      </w:r>
+      <w:proofErr w:type="gramEnd"/>
+      <w:r>
+        <w:rPr>
+          <w:lang w:val="en-IN"/>
+        </w:rPr>
+        <w:t xml:space="preserve"> (Overview </w:t>
+      </w:r>
+      <w:proofErr w:type="gramStart"/>
+      <w:r>
+        <w:rPr>
+          <w:lang w:val="en-IN"/>
+        </w:rPr>
+        <w:t>Of</w:t>
+      </w:r>
+      <w:proofErr w:type="gramEnd"/>
+      <w:r>
+        <w:rPr>
+          <w:lang w:val="en-IN"/>
+        </w:rPr>
+        <w:t xml:space="preserve"> Events Engine)</w:t>
       </w:r>
     </w:p>
     <w:p>
@@ -2855,7 +3546,21 @@
         <w:rPr>
           <w:lang w:val="en-IN"/>
         </w:rPr>
-        <w:t>Calls the parametrized engine.</w:t>
+        <w:t xml:space="preserve">Calls the </w:t>
+      </w:r>
+      <w:proofErr w:type="spellStart"/>
+      <w:r>
+        <w:rPr>
+          <w:lang w:val="en-IN"/>
+        </w:rPr>
+        <w:t>parametrized</w:t>
+      </w:r>
+      <w:proofErr w:type="spellEnd"/>
+      <w:r>
+        <w:rPr>
+          <w:lang w:val="en-IN"/>
+        </w:rPr>
+        <w:t xml:space="preserve"> engine.</w:t>
       </w:r>
     </w:p>
     <w:p>
@@ -2873,7 +3578,21 @@
         <w:rPr>
           <w:lang w:val="en-IN"/>
         </w:rPr>
-        <w:t>So based on inputs of CO, parametrized engine decide which rule to trigger &amp; which rule not to trigger. Basically parameters are given by CO.</w:t>
+        <w:t xml:space="preserve">So based on inputs of CO, </w:t>
+      </w:r>
+      <w:proofErr w:type="spellStart"/>
+      <w:r>
+        <w:rPr>
+          <w:lang w:val="en-IN"/>
+        </w:rPr>
+        <w:t>parametrized</w:t>
+      </w:r>
+      <w:proofErr w:type="spellEnd"/>
+      <w:r>
+        <w:rPr>
+          <w:lang w:val="en-IN"/>
+        </w:rPr>
+        <w:t xml:space="preserve"> engine decide which rule to trigger &amp; which rule not to trigger. Basically parameters are given by CO.</w:t>
       </w:r>
     </w:p>
     <w:p>
@@ -2892,7 +3611,21 @@
           <w:lang w:val="en-IN"/>
         </w:rPr>
         <w:lastRenderedPageBreak/>
-        <w:t>Data from parametrized engine + ADO are sent to I.C.E.</w:t>
+        <w:t xml:space="preserve">Data from </w:t>
+      </w:r>
+      <w:proofErr w:type="spellStart"/>
+      <w:r>
+        <w:rPr>
+          <w:lang w:val="en-IN"/>
+        </w:rPr>
+        <w:t>parametrized</w:t>
+      </w:r>
+      <w:proofErr w:type="spellEnd"/>
+      <w:r>
+        <w:rPr>
+          <w:lang w:val="en-IN"/>
+        </w:rPr>
+        <w:t xml:space="preserve"> engine + ADO are sent to I.C.E.</w:t>
       </w:r>
     </w:p>
     <w:p>
@@ -2910,7 +3643,21 @@
         <w:rPr>
           <w:lang w:val="en-IN"/>
         </w:rPr>
-        <w:t>I.C.E contains total 24 rules (10 implemented) which decides the rule that will be triggered and will have a defined trigger type.</w:t>
+        <w:t xml:space="preserve">I.C.E contains total 24 rules (10 implemented) which </w:t>
+      </w:r>
+      <w:proofErr w:type="gramStart"/>
+      <w:r>
+        <w:rPr>
+          <w:lang w:val="en-IN"/>
+        </w:rPr>
+        <w:t>decides</w:t>
+      </w:r>
+      <w:proofErr w:type="gramEnd"/>
+      <w:r>
+        <w:rPr>
+          <w:lang w:val="en-IN"/>
+        </w:rPr>
+        <w:t xml:space="preserve"> the rule that will be triggered and will have a defined trigger type.</w:t>
       </w:r>
     </w:p>
     <w:p>
@@ -2940,11 +3687,19 @@
           <w:lang w:val="en-IN"/>
         </w:rPr>
       </w:pPr>
-      <w:r>
-        <w:rPr>
-          <w:lang w:val="en-IN"/>
-        </w:rPr>
-        <w:t xml:space="preserve">Step 6. </w:t>
+      <w:proofErr w:type="gramStart"/>
+      <w:r>
+        <w:rPr>
+          <w:lang w:val="en-IN"/>
+        </w:rPr>
+        <w:t>Step 6.</w:t>
+      </w:r>
+      <w:proofErr w:type="gramEnd"/>
+      <w:r>
+        <w:rPr>
+          <w:lang w:val="en-IN"/>
+        </w:rPr>
+        <w:t xml:space="preserve"> </w:t>
       </w:r>
       <w:r>
         <w:rPr>
@@ -2977,7 +3732,21 @@
         <w:rPr>
           <w:lang w:val="en-IN"/>
         </w:rPr>
-        <w:t>Based on data received(ADO + rule triggered) from I.C.E, Events are generated. Some other properties related to events are also created there. For e.g. UBK, creation time, external id, event type, event class sub type, event type, etc.</w:t>
+        <w:t xml:space="preserve">Based on data </w:t>
+      </w:r>
+      <w:proofErr w:type="gramStart"/>
+      <w:r>
+        <w:rPr>
+          <w:lang w:val="en-IN"/>
+        </w:rPr>
+        <w:t>received(</w:t>
+      </w:r>
+      <w:proofErr w:type="gramEnd"/>
+      <w:r>
+        <w:rPr>
+          <w:lang w:val="en-IN"/>
+        </w:rPr>
+        <w:t>ADO + rule triggered) from I.C.E, Events are generated. Some other properties related to events are also created there. For e.g. UBK, creation time, external id, event type, event class sub type, event type, etc.</w:t>
       </w:r>
     </w:p>
     <w:p>
@@ -3010,11 +3779,33 @@
           <w:lang w:val="en-IN"/>
         </w:rPr>
       </w:pPr>
-      <w:r>
-        <w:rPr>
-          <w:lang w:val="en-IN"/>
-        </w:rPr>
-        <w:t>Step 7. (Overview Of Events validation)</w:t>
+      <w:proofErr w:type="gramStart"/>
+      <w:r>
+        <w:rPr>
+          <w:lang w:val="en-IN"/>
+        </w:rPr>
+        <w:t>Step 7.</w:t>
+      </w:r>
+      <w:proofErr w:type="gramEnd"/>
+      <w:r>
+        <w:rPr>
+          <w:lang w:val="en-IN"/>
+        </w:rPr>
+        <w:t xml:space="preserve"> (Overview </w:t>
+      </w:r>
+      <w:proofErr w:type="gramStart"/>
+      <w:r>
+        <w:rPr>
+          <w:lang w:val="en-IN"/>
+        </w:rPr>
+        <w:t>Of</w:t>
+      </w:r>
+      <w:proofErr w:type="gramEnd"/>
+      <w:r>
+        <w:rPr>
+          <w:lang w:val="en-IN"/>
+        </w:rPr>
+        <w:t xml:space="preserve"> Events validation)</w:t>
       </w:r>
       <w:r>
         <w:rPr>
@@ -3068,7 +3859,21 @@
         <w:rPr>
           <w:lang w:val="en-IN"/>
         </w:rPr>
-        <w:t>Based on events that we get from  Events Generation, we categorize the events as New, Updated, &amp; Redeemed.</w:t>
+        <w:t xml:space="preserve">Based on events that we get </w:t>
+      </w:r>
+      <w:proofErr w:type="gramStart"/>
+      <w:r>
+        <w:rPr>
+          <w:lang w:val="en-IN"/>
+        </w:rPr>
+        <w:t>from  Events</w:t>
+      </w:r>
+      <w:proofErr w:type="gramEnd"/>
+      <w:r>
+        <w:rPr>
+          <w:lang w:val="en-IN"/>
+        </w:rPr>
+        <w:t xml:space="preserve"> Generation, we categorize the events as New, Updated, &amp; Redeemed.</w:t>
       </w:r>
     </w:p>
     <w:p>
@@ -3116,19 +3921,47 @@
         <w:rPr>
           <w:lang w:val="en-IN"/>
         </w:rPr>
-        <w:t>, which can be fetched from by dR</w:t>
-      </w:r>
-      <w:r>
-        <w:rPr>
-          <w:lang w:val="en-IN"/>
-        </w:rPr>
-        <w:t>isk Application.</w:t>
-      </w:r>
-      <w:r>
-        <w:rPr>
-          <w:lang w:val="en-IN"/>
-        </w:rPr>
-        <w:t xml:space="preserve"> via Pulsar Queue. </w:t>
+        <w:t xml:space="preserve">, which can be fetched from by </w:t>
+      </w:r>
+      <w:proofErr w:type="spellStart"/>
+      <w:r>
+        <w:rPr>
+          <w:lang w:val="en-IN"/>
+        </w:rPr>
+        <w:t>dR</w:t>
+      </w:r>
+      <w:r>
+        <w:rPr>
+          <w:lang w:val="en-IN"/>
+        </w:rPr>
+        <w:t>isk</w:t>
+      </w:r>
+      <w:proofErr w:type="spellEnd"/>
+      <w:r>
+        <w:rPr>
+          <w:lang w:val="en-IN"/>
+        </w:rPr>
+        <w:t xml:space="preserve"> Application.</w:t>
+      </w:r>
+      <w:r>
+        <w:rPr>
+          <w:lang w:val="en-IN"/>
+        </w:rPr>
+        <w:t xml:space="preserve"> </w:t>
+      </w:r>
+      <w:proofErr w:type="gramStart"/>
+      <w:r>
+        <w:rPr>
+          <w:lang w:val="en-IN"/>
+        </w:rPr>
+        <w:t>via</w:t>
+      </w:r>
+      <w:proofErr w:type="gramEnd"/>
+      <w:r>
+        <w:rPr>
+          <w:lang w:val="en-IN"/>
+        </w:rPr>
+        <w:t xml:space="preserve"> Pulsar Queue. </w:t>
       </w:r>
     </w:p>
     <w:p>
@@ -3510,12 +4343,16 @@
                       <w:lang w:val="en-IN"/>
                     </w:rPr>
                   </w:pPr>
+                  <w:proofErr w:type="spellStart"/>
+                  <w:proofErr w:type="gramStart"/>
                   <w:r>
                     <w:rPr>
                       <w:lang w:val="en-IN"/>
                     </w:rPr>
                     <w:t>dRisk</w:t>
                   </w:r>
+                  <w:proofErr w:type="spellEnd"/>
+                  <w:proofErr w:type="gramEnd"/>
                 </w:p>
               </w:txbxContent>
             </v:textbox>
@@ -3597,28 +4434,70 @@
           <w:lang w:val="en-IN"/>
         </w:rPr>
         <w:br/>
-        <w:t>2.  Creates Child Resolution</w:t>
+        <w:t xml:space="preserve">2.  </w:t>
+      </w:r>
+      <w:proofErr w:type="gramStart"/>
+      <w:r>
+        <w:rPr>
+          <w:lang w:val="en-IN"/>
+        </w:rPr>
+        <w:t>Creates Child Resolution</w:t>
       </w:r>
       <w:r>
         <w:rPr>
           <w:lang w:val="en-IN"/>
         </w:rPr>
         <w:br/>
-        <w:t>3.  Creates Group Resolution</w:t>
+        <w:t>3.</w:t>
+      </w:r>
+      <w:proofErr w:type="gramEnd"/>
+      <w:r>
+        <w:rPr>
+          <w:lang w:val="en-IN"/>
+        </w:rPr>
+        <w:t xml:space="preserve">  </w:t>
+      </w:r>
+      <w:proofErr w:type="gramStart"/>
+      <w:r>
+        <w:rPr>
+          <w:lang w:val="en-IN"/>
+        </w:rPr>
+        <w:t>Creates Group Resolution</w:t>
       </w:r>
       <w:r>
         <w:rPr>
           <w:lang w:val="en-IN"/>
         </w:rPr>
         <w:br/>
-        <w:t>4. Creates Group Events</w:t>
+        <w:t>4.</w:t>
+      </w:r>
+      <w:proofErr w:type="gramEnd"/>
+      <w:r>
+        <w:rPr>
+          <w:lang w:val="en-IN"/>
+        </w:rPr>
+        <w:t xml:space="preserve"> </w:t>
+      </w:r>
+      <w:proofErr w:type="gramStart"/>
+      <w:r>
+        <w:rPr>
+          <w:lang w:val="en-IN"/>
+        </w:rPr>
+        <w:t>Creates Group Events</w:t>
       </w:r>
       <w:r>
         <w:rPr>
           <w:lang w:val="en-IN"/>
         </w:rPr>
         <w:br/>
-        <w:t>5. GE, GR &amp; Child Resolutions are saved in RER.</w:t>
+        <w:t>5.</w:t>
+      </w:r>
+      <w:proofErr w:type="gramEnd"/>
+      <w:r>
+        <w:rPr>
+          <w:lang w:val="en-IN"/>
+        </w:rPr>
+        <w:t xml:space="preserve"> GE, GR &amp; Child Resolutions are saved in RER.</w:t>
       </w:r>
       <w:r>
         <w:rPr>
@@ -3648,11 +4527,19 @@
                       <w:lang w:val="en-IN"/>
                     </w:rPr>
                   </w:pPr>
+                  <w:proofErr w:type="gramStart"/>
                   <w:r>
                     <w:rPr>
                       <w:lang w:val="en-IN"/>
                     </w:rPr>
-                    <w:t>Lifecycle(LCE)</w:t>
+                    <w:t>Lifecycle(</w:t>
+                  </w:r>
+                  <w:proofErr w:type="gramEnd"/>
+                  <w:r>
+                    <w:rPr>
+                      <w:lang w:val="en-IN"/>
+                    </w:rPr>
+                    <w:t>LCE)</w:t>
                   </w:r>
                 </w:p>
               </w:txbxContent>
@@ -3930,7 +4817,21 @@
         <w:rPr>
           <w:lang w:val="en-IN"/>
         </w:rPr>
-        <w:t>If trigger type is Extramile positive it results in generation of ACE.</w:t>
+        <w:t xml:space="preserve">If trigger type is </w:t>
+      </w:r>
+      <w:proofErr w:type="spellStart"/>
+      <w:r>
+        <w:rPr>
+          <w:lang w:val="en-IN"/>
+        </w:rPr>
+        <w:t>Extramile</w:t>
+      </w:r>
+      <w:proofErr w:type="spellEnd"/>
+      <w:r>
+        <w:rPr>
+          <w:lang w:val="en-IN"/>
+        </w:rPr>
+        <w:t xml:space="preserve"> positive it results in generation of ACE.</w:t>
       </w:r>
     </w:p>
     <w:p>
@@ -4017,7 +4918,21 @@
         <w:rPr>
           <w:lang w:val="en-IN"/>
         </w:rPr>
-        <w:t>Current fixed LTV less than current padLTV.</w:t>
+        <w:t xml:space="preserve">Current fixed LTV less than current </w:t>
+      </w:r>
+      <w:proofErr w:type="spellStart"/>
+      <w:r>
+        <w:rPr>
+          <w:lang w:val="en-IN"/>
+        </w:rPr>
+        <w:t>padLTV</w:t>
+      </w:r>
+      <w:proofErr w:type="spellEnd"/>
+      <w:r>
+        <w:rPr>
+          <w:lang w:val="en-IN"/>
+        </w:rPr>
+        <w:t>.</w:t>
       </w:r>
     </w:p>
     <w:p>
@@ -4035,7 +4950,35 @@
         <w:rPr>
           <w:lang w:val="en-IN"/>
         </w:rPr>
-        <w:t>Current hardLTV less than current padLTV.</w:t>
+        <w:t xml:space="preserve">Current </w:t>
+      </w:r>
+      <w:proofErr w:type="spellStart"/>
+      <w:r>
+        <w:rPr>
+          <w:lang w:val="en-IN"/>
+        </w:rPr>
+        <w:t>hardLTV</w:t>
+      </w:r>
+      <w:proofErr w:type="spellEnd"/>
+      <w:r>
+        <w:rPr>
+          <w:lang w:val="en-IN"/>
+        </w:rPr>
+        <w:t xml:space="preserve"> less than current </w:t>
+      </w:r>
+      <w:proofErr w:type="spellStart"/>
+      <w:r>
+        <w:rPr>
+          <w:lang w:val="en-IN"/>
+        </w:rPr>
+        <w:t>padLTV</w:t>
+      </w:r>
+      <w:proofErr w:type="spellEnd"/>
+      <w:r>
+        <w:rPr>
+          <w:lang w:val="en-IN"/>
+        </w:rPr>
+        <w:t>.</w:t>
       </w:r>
     </w:p>
     <w:p>
@@ -4079,7 +5022,21 @@
         <w:rPr>
           <w:lang w:val="en-IN"/>
         </w:rPr>
-        <w:t>Increase in Extramile.</w:t>
+        <w:t xml:space="preserve">Increase in </w:t>
+      </w:r>
+      <w:proofErr w:type="spellStart"/>
+      <w:r>
+        <w:rPr>
+          <w:lang w:val="en-IN"/>
+        </w:rPr>
+        <w:t>Extramile</w:t>
+      </w:r>
+      <w:proofErr w:type="spellEnd"/>
+      <w:r>
+        <w:rPr>
+          <w:lang w:val="en-IN"/>
+        </w:rPr>
+        <w:t>.</w:t>
       </w:r>
     </w:p>
     <w:p>
@@ -4130,11 +5087,19 @@
           <w:lang w:val="en-IN"/>
         </w:rPr>
       </w:pPr>
-      <w:r>
-        <w:rPr>
-          <w:lang w:val="en-IN"/>
-        </w:rPr>
-        <w:t>Extramile positive pad LTV decrease</w:t>
+      <w:proofErr w:type="spellStart"/>
+      <w:r>
+        <w:rPr>
+          <w:lang w:val="en-IN"/>
+        </w:rPr>
+        <w:t>Extramile</w:t>
+      </w:r>
+      <w:proofErr w:type="spellEnd"/>
+      <w:r>
+        <w:rPr>
+          <w:lang w:val="en-IN"/>
+        </w:rPr>
+        <w:t xml:space="preserve"> positive pad LTV decrease</w:t>
       </w:r>
     </w:p>
     <w:p>
@@ -4573,13 +5538,27 @@
                     <w:rPr>
                       <w:lang w:val="en-IN"/>
                     </w:rPr>
-                    <w:t xml:space="preserve"> M</w:t>
+                    <w:t xml:space="preserve"> </w:t>
+                  </w:r>
+                  <w:proofErr w:type="gramStart"/>
+                  <w:r>
+                    <w:rPr>
+                      <w:lang w:val="en-IN"/>
+                    </w:rPr>
+                    <w:t>M</w:t>
                   </w:r>
                   <w:r>
                     <w:rPr>
                       <w:lang w:val="en-IN"/>
                     </w:rPr>
-                    <w:t>ile  Positive % points</w:t>
+                    <w:t>ile  Positive</w:t>
+                  </w:r>
+                  <w:proofErr w:type="gramEnd"/>
+                  <w:r>
+                    <w:rPr>
+                      <w:lang w:val="en-IN"/>
+                    </w:rPr>
+                    <w:t xml:space="preserve"> % points</w:t>
                   </w:r>
                 </w:p>
               </w:txbxContent>
@@ -4920,6 +5899,7 @@
           <w:lang w:val="en-IN"/>
         </w:rPr>
       </w:pPr>
+      <w:proofErr w:type="gramStart"/>
       <w:r>
         <w:rPr>
           <w:lang w:val="en-IN"/>
@@ -4938,6 +5918,7 @@
         </w:rPr>
         <w:t xml:space="preserve"> Lombard Universal Combat Engine.</w:t>
       </w:r>
+      <w:proofErr w:type="gramEnd"/>
       <w:r>
         <w:rPr>
           <w:lang w:val="en-IN"/>
@@ -5131,18 +6112,40 @@
           <w:lang w:val="en-IN"/>
         </w:rPr>
       </w:pPr>
-      <w:r>
-        <w:rPr>
-          <w:lang w:val="en-IN"/>
-        </w:rPr>
-        <w:t>Qlik is used to create visualisations (represents data in form of charts and images).</w:t>
+      <w:proofErr w:type="spellStart"/>
+      <w:r>
+        <w:rPr>
+          <w:lang w:val="en-IN"/>
+        </w:rPr>
+        <w:t>Qlik</w:t>
+      </w:r>
+      <w:proofErr w:type="spellEnd"/>
+      <w:r>
+        <w:rPr>
+          <w:lang w:val="en-IN"/>
+        </w:rPr>
+        <w:t xml:space="preserve"> is used to create visualisations (represents data in form of charts and images).</w:t>
       </w:r>
       <w:r>
         <w:rPr>
           <w:lang w:val="en-IN"/>
         </w:rPr>
         <w:br/>
-        <w:t xml:space="preserve">On top of click Express Application is created. So we can say that express acts as orchestration tool which we can use to generate Qlik Reports. </w:t>
+        <w:t xml:space="preserve">On top of click Express Application is created. So we can say that express acts as orchestration tool which we can use to generate </w:t>
+      </w:r>
+      <w:proofErr w:type="spellStart"/>
+      <w:r>
+        <w:rPr>
+          <w:lang w:val="en-IN"/>
+        </w:rPr>
+        <w:t>Qlik</w:t>
+      </w:r>
+      <w:proofErr w:type="spellEnd"/>
+      <w:r>
+        <w:rPr>
+          <w:lang w:val="en-IN"/>
+        </w:rPr>
+        <w:t xml:space="preserve"> Reports. </w:t>
       </w:r>
     </w:p>
     <w:p>
@@ -5164,18 +6167,54 @@
           <w:lang w:val="en-IN"/>
         </w:rPr>
       </w:pPr>
-      <w:r>
-        <w:rPr>
-          <w:lang w:val="en-IN"/>
-        </w:rPr>
-        <w:t>Qlik calls express server to fetch data from external source.</w:t>
+      <w:proofErr w:type="spellStart"/>
+      <w:r>
+        <w:rPr>
+          <w:lang w:val="en-IN"/>
+        </w:rPr>
+        <w:t>Qlik</w:t>
+      </w:r>
+      <w:proofErr w:type="spellEnd"/>
+      <w:r>
+        <w:rPr>
+          <w:lang w:val="en-IN"/>
+        </w:rPr>
+        <w:t xml:space="preserve"> calls express server to fetch data from external source.</w:t>
       </w:r>
       <w:r>
         <w:rPr>
           <w:lang w:val="en-IN"/>
         </w:rPr>
         <w:br/>
-        <w:t>Express server converts received data into a simple format which is understandable by Qlik &amp; return this data back to Qlik.</w:t>
+        <w:t xml:space="preserve">Express server converts received data into a simple format which is understandable by </w:t>
+      </w:r>
+      <w:proofErr w:type="spellStart"/>
+      <w:r>
+        <w:rPr>
+          <w:lang w:val="en-IN"/>
+        </w:rPr>
+        <w:t>Qlik</w:t>
+      </w:r>
+      <w:proofErr w:type="spellEnd"/>
+      <w:r>
+        <w:rPr>
+          <w:lang w:val="en-IN"/>
+        </w:rPr>
+        <w:t xml:space="preserve"> &amp; return this data back to </w:t>
+      </w:r>
+      <w:proofErr w:type="spellStart"/>
+      <w:r>
+        <w:rPr>
+          <w:lang w:val="en-IN"/>
+        </w:rPr>
+        <w:t>Qlik</w:t>
+      </w:r>
+      <w:proofErr w:type="spellEnd"/>
+      <w:r>
+        <w:rPr>
+          <w:lang w:val="en-IN"/>
+        </w:rPr>
+        <w:t>.</w:t>
       </w:r>
     </w:p>
     <w:p>
@@ -5195,8 +6234,16 @@
           <w:lang w:val="en-IN"/>
         </w:rPr>
         <w:br/>
-        <w:t>1. Express UI (Angular)</w:t>
-      </w:r>
+        <w:t>1. Express UI (Angular</w:t>
+      </w:r>
+      <w:proofErr w:type="gramStart"/>
+      <w:r>
+        <w:rPr>
+          <w:lang w:val="en-IN"/>
+        </w:rPr>
+        <w:t>)</w:t>
+      </w:r>
+      <w:proofErr w:type="gramEnd"/>
       <w:r>
         <w:rPr>
           <w:lang w:val="en-IN"/>
@@ -5239,12 +6286,14 @@
                       <w:lang w:val="en-IN"/>
                     </w:rPr>
                   </w:pPr>
+                  <w:proofErr w:type="spellStart"/>
                   <w:r>
                     <w:rPr>
                       <w:lang w:val="en-IN"/>
                     </w:rPr>
                     <w:t>Qlik</w:t>
                   </w:r>
+                  <w:proofErr w:type="spellEnd"/>
                 </w:p>
               </w:txbxContent>
             </v:textbox>
